--- a/docs/04-API接口设计说明书_V3.0.docx
+++ b/docs/04-API接口设计说明书_V3.0.docx
@@ -2162,7 +2162,7 @@
                 <w:rFonts w:ascii="Microsoft YaHei" w:hAnsi="Microsoft YaHei"/>
                 <w:sz w:val="16"/>
               </w:rPr>
-              <w:t>POST /expense-applications/preview、POST /expense-applications</w:t>
+              <w:t>GET /expense-applications/options、GET /expense-applications/task-candidates、POST /approvals</w:t>
             </w:r>
           </w:p>
         </w:tc>
@@ -2180,7 +2180,7 @@
                 <w:rFonts w:ascii="Microsoft YaHei" w:hAnsi="Microsoft YaHei"/>
                 <w:sz w:val="16"/>
               </w:rPr>
-              <w:t>applicationScope、expenseType、单项明细或 DAILY 批次</w:t>
+              <w:t>applicationScope、templateId、最终确认的 items[]</w:t>
             </w:r>
           </w:p>
         </w:tc>
@@ -2198,7 +2198,7 @@
                 <w:rFonts w:ascii="Microsoft YaHei" w:hAnsi="Microsoft YaHei"/>
                 <w:sz w:val="16"/>
               </w:rPr>
-              <w:t>DAILY/TASK 首步固定；TASK 先司机后参与任务且只一项；金额&gt;0，外协拒绝。</w:t>
+              <w:t>DAILY 手工与 Excel 行合并为同一可编辑草稿，最终 items[] 创建一个 ApprovalInstance；TASK 先选司机后选参与任务且只提交一项。服务端逐项重验金额&gt;0、司机、车辆及权限；外协拒绝。</w:t>
             </w:r>
           </w:p>
         </w:tc>
@@ -2221,7 +2221,7 @@
                 <w:rFonts w:ascii="Microsoft YaHei" w:hAnsi="Microsoft YaHei"/>
                 <w:sz w:val="16"/>
               </w:rPr>
-              <w:t>GET /expense-application-imports/template、POST /expense-application-imports/preview、POST /expense-application-imports/{id}/submit</w:t>
+              <w:t>GET /expense-applications/daily-template、POST /expense-applications/daily-preview</w:t>
             </w:r>
           </w:p>
         </w:tc>
@@ -2239,7 +2239,7 @@
                 <w:rFonts w:ascii="Microsoft YaHei" w:hAnsi="Microsoft YaHei"/>
                 <w:sz w:val="16"/>
               </w:rPr>
-              <w:t>固定 DAILY Excel、N 项及合计</w:t>
+              <w:t>固定 DAILY Excel 模板；解析行及错误，仅辅助填表</w:t>
             </w:r>
           </w:p>
         </w:tc>
@@ -2257,7 +2257,7 @@
                 <w:rFonts w:ascii="Microsoft YaHei" w:hAnsi="Microsoft YaHei"/>
                 <w:sz w:val="16"/>
               </w:rPr>
-              <w:t>仅 DAILY；一批一 ApprovalInstance，错误行阻提交，整批通过/打回。</w:t>
+              <w:t>仅 DAILY；预览不创建审批或正式费用，也不形成独立导入确认写入口。用户可修改、删除导入行并追加手工行，最终统一 POST /approvals。</w:t>
             </w:r>
           </w:p>
         </w:tc>

--- a/docs/04-API接口设计说明书_V3.0.docx
+++ b/docs/04-API接口设计说明书_V3.0.docx
@@ -2439,11 +2439,113 @@
           </w:p>
         </w:tc>
       </w:tr>
+      <w:tr>
+        <w:tc>
+          <w:tcPr>
+            <w:tcW w:type="dxa" w:w="3267"/>
+          </w:tcPr>
+          <w:p>
+            <w:r>
+              <w:t>GET/POST /charging/companies；PUT /charging/companies/{id}</w:t>
+            </w:r>
+          </w:p>
+        </w:tc>
+        <w:tc>
+          <w:tcPr>
+            <w:tcW w:type="dxa" w:w="3267"/>
+          </w:tcPr>
+          <w:p>
+            <w:r>
+              <w:t>当前公司、来源系统、表头列位置与四字段映射；新样本须重选四字段</w:t>
+            </w:r>
+          </w:p>
+        </w:tc>
+        <w:tc>
+          <w:tcPr>
+            <w:tcW w:type="dxa" w:w="3267"/>
+          </w:tcPr>
+          <w:p>
+            <w:r>
+              <w:t>charging:view/import/company:manage 查看；仅 charging:company:manage 可写；司机拒绝。</w:t>
+            </w:r>
+          </w:p>
+        </w:tc>
+      </w:tr>
+      <w:tr>
+        <w:tc>
+          <w:tcPr>
+            <w:tcW w:type="dxa" w:w="3267"/>
+          </w:tcPr>
+          <w:p>
+            <w:r>
+              <w:t>GET/POST /charging/imports；GET /charging/imports/{id}；GET /charging/imports/{id}/original-file</w:t>
+            </w:r>
+          </w:p>
+        </w:tc>
+        <w:tc>
+          <w:tcPr>
+            <w:tcW w:type="dxa" w:w="3267"/>
+          </w:tcPr>
+          <w:p>
+            <w:r>
+              <w:t>原文件+确认载荷；返回有效/入账/零元/重复数及金额、来源订单和可下载原文件</w:t>
+            </w:r>
+          </w:p>
+        </w:tc>
+        <w:tc>
+          <w:tcPr>
+            <w:tcW w:type="dxa" w:w="3267"/>
+          </w:tcPr>
+          <w:p>
+            <w:r>
+              <w:t>写 charging:import，读/下载 charging:view；服务端重验、去重、事务及文件权限。</w:t>
+            </w:r>
+          </w:p>
+        </w:tc>
+      </w:tr>
+      <w:tr>
+        <w:tc>
+          <w:tcPr>
+            <w:tcW w:type="dxa" w:w="3267"/>
+          </w:tcPr>
+          <w:p>
+            <w:r>
+              <w:t>GET /charging/source-orders/by-expense/{expenseId}</w:t>
+            </w:r>
+          </w:p>
+        </w:tc>
+        <w:tc>
+          <w:tcPr>
+            <w:tcW w:type="dxa" w:w="3267"/>
+          </w:tcPr>
+          <w:p>
+            <w:r>
+              <w:t>费用对应原始订单、文件、工作表与行号</w:t>
+            </w:r>
+          </w:p>
+        </w:tc>
+        <w:tc>
+          <w:tcPr>
+            <w:tcW w:type="dxa" w:w="3267"/>
+          </w:tcPr>
+          <w:p>
+            <w:r>
+              <w:t>charging:view 或 expense:ledger:view；司机拒绝。</w:t>
+            </w:r>
+          </w:p>
+        </w:tc>
+      </w:tr>
     </w:tbl>
     <w:p/>
     <w:p>
       <w:r>
-        <w:t>费用明细统一包括 businessDate、vehicleId、driverId、description、amount、receiptNo、invoiceNo、remark、stationName。司机/车分别存在；DAILY 不要求绑定。审批批准 N 项以 (approvalInstanceId,itemNo) 唯一落账，重复回调不重记。普通 Excel 不自动匹配；专用充电公司适配须另经批准后进入独立 API。</w:t>
+        <w:t>费用明细统一包括 businessDate、vehicleId、driverId、description、amount、receiptNo、invoiceNo、remark、stationName。司机/车分别存在；DAILY 不要求绑定。审批批准 N 项以 (approvalInstanceId,itemNo) 唯一落账，重复回调不重记。普通 Excel 不自动匹配；充电公司专项订单使用独立确认 API，最终仍写统一 ExpenseEntry。</w:t>
+      </w:r>
+    </w:p>
+    <w:p>
+      <w:pPr/>
+      <w:r>
+        <w:t>GET/POST /charging/companies、PUT /charging/companies/{id} 读取/保存当前公司表头与四字段映射；POST /charging/imports 接收原始 Excel 和只读预览确认载荷，服务端重验原文件、稳定来源订单身份、金额、零元数及数量对账，在一个事务中保留原始文件与来源订单并对正金额生成正式费用。GET /charging/imports、GET /charging/imports/{id} 返回批次及订单明细；GET /charging/imports/{id}/original-file 权限校验后下载原文件；GET /charging/source-orders/by-expense/{expenseId} 从费用追溯订单。零元订单不生成费用，不作为经营/月结支出。</w:t>
       </w:r>
     </w:p>
     <w:p>

--- a/docs/04-API接口设计说明书_V3.0.docx
+++ b/docs/04-API接口设计说明书_V3.0.docx
@@ -13,6 +13,9 @@
     <w:p>
       <w:r>
         <w:t>本接口说明只定义首次正式上线的最终 API。统一前缀 /api/v1，JSON 使用 camelCase，ID 为服务端引用而非要求业务人员手输的字段。HTTP 成功返回 {code:"OK",message:"成功",data,requestId}；失败返回非 OK 业务码、中文可理解消息、字段错误和 requestId。列表统一 pageNo（从 1 开始）、pageSize、total、items；导出复用查询筛选口径并限制数据量。鉴权使用 Bearer Token，写入需服务端权限、对象范围、状态、幂等与并发校验。</w:t>
+      </w:r>
+      <w:r>
+        <w:t xml:space="preserve"> POST /auth/login 接受 WEB 或 MINI 终端类型，缺省 WEB，分别签发 7 天或 30 天会话；POST /auth/logout 撤销当前会话。GET /me 返回最新角色授权。会话缓存未命中时从 MySQL 安全恢复并重新校验用户、角色、司机状态与最新权限；过期、撤销或数据库不可用时拒绝。</w:t>
       </w:r>
     </w:p>
     <w:p>
@@ -274,7 +277,7 @@
                 <w:rFonts w:ascii="Microsoft YaHei" w:hAnsi="Microsoft YaHei"/>
                 <w:sz w:val="16"/>
               </w:rPr>
-              <w:t>重置留 Audit，不返回明文旧密码。</w:t>
+              <w:t>新密码至少 6 位；旧密码错误明确提示“原密码错误”；重置留 Audit，不返回明文旧密码。</w:t>
             </w:r>
           </w:p>
         </w:tc>
@@ -297,7 +300,7 @@
                 <w:rFonts w:ascii="Microsoft YaHei" w:hAnsi="Microsoft YaHei"/>
                 <w:sz w:val="16"/>
               </w:rPr>
-              <w:t>GET/POST/PATCH /drivers，GET /drivers/{id}</w:t>
+              <w:t>GET/POST /drivers、GET/PUT /drivers/{id}</w:t>
             </w:r>
           </w:p>
         </w:tc>
@@ -307,15 +310,8 @@
             <w:vAlign w:val="center"/>
           </w:tcPr>
           <w:p>
-            <w:pPr>
-              <w:spacing w:after="40" w:before="40"/>
-            </w:pPr>
             <w:r>
-              <w:rPr>
-                <w:rFonts w:ascii="Microsoft YaHei" w:hAnsi="Microsoft YaHei"/>
-                <w:sz w:val="16"/>
-              </w:rPr>
-              <w:t>姓名、手机号、driverType、状态；新账号时 initialPassword</w:t>
+              <w:t>请求必填 name、phone、driverType、idCardNo、drivingLicenseNo、status；新增账号时带 initialPassword。响应包含只读 birthDate、age 和当前车辆摘要。</w:t>
             </w:r>
           </w:p>
         </w:tc>
@@ -325,15 +321,8 @@
             <w:vAlign w:val="center"/>
           </w:tcPr>
           <w:p>
-            <w:pPr>
-              <w:spacing w:after="40" w:before="40"/>
-            </w:pPr>
             <w:r>
-              <w:rPr>
-                <w:rFonts w:ascii="Microsoft YaHei" w:hAnsi="Microsoft YaHei"/>
-                <w:sz w:val="16"/>
-              </w:rPr>
-              <w:t>类型由持久 Driver 决定。已有合法 DRIVER User 仅关联、不改密码；初始密码只写入请求一次，不回显。</w:t>
+              <w:t>BUTTON_DRIVERS_ADD / BUTTON_DRIVERS_EDIT 分权；身份证18位格式、真实日期、校验码和证件号唯一性服务端重验；驾驶证去首尾空格且唯一；外协不可绑定公司车。</w:t>
             </w:r>
           </w:p>
         </w:tc>
@@ -348,15 +337,8 @@
             <w:vAlign w:val="center"/>
           </w:tcPr>
           <w:p>
-            <w:pPr>
-              <w:spacing w:after="40" w:before="40"/>
-            </w:pPr>
             <w:r>
-              <w:rPr>
-                <w:rFonts w:ascii="Microsoft YaHei" w:hAnsi="Microsoft YaHei"/>
-                <w:sz w:val="16"/>
-              </w:rPr>
-              <w:t>GET/POST/PATCH /vehicles、/trailers、/products</w:t>
+              <w:t>GET/POST/PUT /vehicles/{id}；GET/POST/PUT /trailers/{id}；GET/POST/PUT /products/{id}</w:t>
             </w:r>
           </w:p>
         </w:tc>
@@ -366,15 +348,8 @@
             <w:vAlign w:val="center"/>
           </w:tcPr>
           <w:p>
-            <w:pPr>
-              <w:spacing w:after="40" w:before="40"/>
-            </w:pPr>
             <w:r>
-              <w:rPr>
-                <w:rFonts w:ascii="Microsoft YaHei" w:hAnsi="Microsoft YaHei"/>
-                <w:sz w:val="16"/>
-              </w:rPr>
-              <w:t>主数据列表/详情/维护</w:t>
+              <w:t>车辆请求必填 vehicleLicenseNo（行驶证号），与车牌、保险、限载、达标配置分别维护；列表和详情回传行驶证号。</w:t>
             </w:r>
           </w:p>
         </w:tc>
@@ -384,16 +359,10 @@
             <w:vAlign w:val="center"/>
           </w:tcPr>
           <w:p>
-            <w:pPr>
-              <w:spacing w:after="40" w:before="40"/>
-            </w:pPr>
             <w:r>
-              <w:rPr>
-                <w:rFonts w:ascii="Microsoft YaHei" w:hAnsi="Microsoft YaHei"/>
-                <w:sz w:val="16"/>
-              </w:rPr>
-              <w:t>停用不能改写任务快照；公司车状态/限载/达标规则由后端校验。</w:t>
+              <w:t>BUTTON_VEHICLES_ADD / BUTTON_VEHICLES_EDIT 分权；行驶证号首尾空格去除且全局唯一；车辆状态、限载与达标规则服务端校验。 货物列表独立使用 PAGE_PRODUCTS，新增、编辑及启停使用 BUTTON_PRODUCTS_MANAGE；线路模板维护为选择货物可读取货物列表，但不能据此进入货物管理或修改货物。</w:t>
             </w:r>
+            <w:r/>
           </w:p>
         </w:tc>
       </w:tr>
@@ -658,8 +627,9 @@
                 <w:rFonts w:ascii="Microsoft YaHei" w:hAnsi="Microsoft YaHei"/>
                 <w:sz w:val="16"/>
               </w:rPr>
-              <w:t>返回逐行解析默认值、司机类型/车辆和错误；预览不产生任务。</w:t>
+              <w:t>返回逐行解析默认值、司机类型/车辆和错误；预览不产生任务。 调度工作台通过 PAGE_DISPATCH 读取有效线路模板与 GET /dispatch-batches/driver-options 分页司机候选；候选只含派车所需姓名、手机号、类型、当前车牌及状态，不返回身份证号或驾驶证号。完整 GET /drivers 仍需 PAGE_DRIVERS。</w:t>
             </w:r>
+            <w:r/>
           </w:p>
         </w:tc>
       </w:tr>
@@ -1814,7 +1784,7 @@
                 <w:rFonts w:ascii="Microsoft YaHei" w:hAnsi="Microsoft YaHei"/>
                 <w:sz w:val="16"/>
               </w:rPr>
-              <w:t>仅有 salary:mine 的 INTERNAL 本人；外协拒绝。</w:t>
+              <w:t>仅有 PAGE_MINI_SALARY 的 INTERNAL 本人；外协拒绝。</w:t>
             </w:r>
           </w:p>
         </w:tc>
@@ -1936,15 +1906,8 @@
             <w:vAlign w:val="center"/>
           </w:tcPr>
           <w:p>
-            <w:pPr>
-              <w:spacing w:after="40" w:before="40"/>
-            </w:pPr>
             <w:r>
-              <w:rPr>
-                <w:rFonts w:ascii="Microsoft YaHei" w:hAnsi="Microsoft YaHei"/>
-                <w:sz w:val="16"/>
-              </w:rPr>
-              <w:t>stableCode、businessType、流程步骤/审批人及版本</w:t>
+              <w:t>服务端生成 stableCode、businessType、发起角色、流程步骤名称、必选 approverRoleId、可选 approverUserId、allowReturn 及版本</w:t>
             </w:r>
           </w:p>
         </w:tc>
@@ -1954,16 +1917,10 @@
             <w:vAlign w:val="center"/>
           </w:tcPr>
           <w:p>
-            <w:pPr>
-              <w:spacing w:after="40" w:before="40"/>
-            </w:pPr>
             <w:r>
-              <w:rPr>
-                <w:rFonts w:ascii="Microsoft YaHei" w:hAnsi="Microsoft YaHei"/>
-                <w:sz w:val="16"/>
-              </w:rPr>
-              <w:t>类型固定 EXPENSE/GENERAL/TIRE_REPLACEMENT；发布后版本不可原地改写，在途约束后端校验。</w:t>
+              <w:t>新建仅允许费用申请与换胎申请；GENERAL 保留历史读取且新建 API 拒绝；指定人必须为所选角色有效用户；发布后版本冻结，在途约束由后端校验。 换胎发起使用 BUTTON_MINI_TIRE_REQUEST_SUBMIT；待办、详情、附件和审批动作均复用统一审批实例及节点资格，通过使用 BUTTON_APPROVALS_TODO_APPROVE，打回使用 BUTTON_APPROVALS_TODO_RETURN，不使用轮胎专属审批权限。</w:t>
             </w:r>
+            <w:r/>
           </w:p>
         </w:tc>
       </w:tr>
@@ -2095,15 +2052,8 @@
             <w:vAlign w:val="center"/>
           </w:tcPr>
           <w:p>
-            <w:pPr>
-              <w:spacing w:after="40" w:before="40"/>
-            </w:pPr>
             <w:r>
-              <w:rPr>
-                <w:rFonts w:ascii="Microsoft YaHei" w:hAnsi="Microsoft YaHei"/>
-                <w:sz w:val="16"/>
-              </w:rPr>
-              <w:t>POST /approvals/{id}/approve、/return-applicant、/return-step、/resubmit</w:t>
+              <w:t>POST /approvals/{id}/approve、/return-applicant、/return-step、/resubmit；POST /approvals/{id}/withdraw</w:t>
             </w:r>
           </w:p>
         </w:tc>
@@ -2131,15 +2081,8 @@
             <w:vAlign w:val="center"/>
           </w:tcPr>
           <w:p>
-            <w:pPr>
-              <w:spacing w:after="40" w:before="40"/>
-            </w:pPr>
             <w:r>
-              <w:rPr>
-                <w:rFonts w:ascii="Microsoft YaHei" w:hAnsi="Microsoft YaHei"/>
-                <w:sz w:val="16"/>
-              </w:rPr>
-              <w:t>打回原因必填；不接收手填 nodeOrder；旧任务失效，目标及后续重新走。</w:t>
+              <w:t>打回原因必填；不接收手填 nodeOrder；旧任务失效，目标及后续重新走。 撤回仅限未终态且未生效的本人申请，终止当前待办并保留历史；重新发起新实例。</w:t>
             </w:r>
           </w:p>
         </w:tc>
@@ -2466,7 +2409,7 @@
           </w:tcPr>
           <w:p>
             <w:r>
-              <w:t>charging:view/import/company:manage 查看；仅 charging:company:manage 可写；司机拒绝。</w:t>
+              <w:t>PAGE_CHARGING_IMPORTS、BUTTON_CHARGING_IMPORTS_IMPORT、BUTTON_CHARGING_COMPANIES_MANAGE 查看；仅 BUTTON_CHARGING_COMPANIES_MANAGE 可写；司机拒绝。</w:t>
             </w:r>
           </w:p>
         </w:tc>
@@ -2498,7 +2441,7 @@
           </w:tcPr>
           <w:p>
             <w:r>
-              <w:t>写 charging:import，读/下载 charging:view；服务端重验、去重、事务及文件权限。</w:t>
+              <w:t>写 BUTTON_CHARGING_IMPORTS_IMPORT，读/下载 PAGE_CHARGING_IMPORTS；服务端重验、去重、事务及文件权限。</w:t>
             </w:r>
           </w:p>
         </w:tc>
@@ -2530,7 +2473,39 @@
           </w:tcPr>
           <w:p>
             <w:r>
-              <w:t>charging:view 或 expense:ledger:view；司机拒绝。</w:t>
+              <w:t>PAGE_CHARGING_IMPORTS 或 PAGE_EXPENSE_LEDGER；司机拒绝。</w:t>
+            </w:r>
+          </w:p>
+        </w:tc>
+      </w:tr>
+      <w:tr>
+        <w:tc>
+          <w:tcPr>
+            <w:tcW w:type="dxa" w:w="3267"/>
+          </w:tcPr>
+          <w:p>
+            <w:r>
+              <w:t>GET /approval-templates/options；POST /approval-templates；POST /approval-templates/{id}/versions</w:t>
+            </w:r>
+          </w:p>
+        </w:tc>
+        <w:tc>
+          <w:tcPr>
+            <w:tcW w:type="dxa" w:w="3267"/>
+          </w:tcPr>
+          <w:p>
+            <w:r>
+              <w:t>当前有效正式费用大类、可发起角色、审批角色及可选指定人；模板类型、费用大类、发起角色和节点</w:t>
+            </w:r>
+          </w:p>
+        </w:tc>
+        <w:tc>
+          <w:tcPr>
+            <w:tcW w:type="dxa" w:w="3267"/>
+          </w:tcPr>
+          <w:p>
+            <w:r>
+              <w:t>仅可新建 EXPENSE/TIRE_REPLACEMENT；GENERAL 历史只读。费用大类须当前有效，名称和稳定业务编号由服务端生成，同类型同费用大类有效模板唯一；节点角色必选、指定人选填。</w:t>
             </w:r>
           </w:p>
         </w:tc>
@@ -2539,7 +2514,7 @@
     <w:p/>
     <w:p>
       <w:r>
-        <w:t>费用明细统一包括 businessDate、vehicleId、driverId、description、amount、receiptNo、invoiceNo、remark、stationName。司机/车分别存在；DAILY 不要求绑定。审批批准 N 项以 (approvalInstanceId,itemNo) 唯一落账，重复回调不重记。普通 Excel 不自动匹配；充电公司专项订单使用独立确认 API，最终仍写统一 ExpenseEntry。</w:t>
+        <w:t>费用明细统一包括 businessDate、vehicleId、driverId、description、amount、receiptNo、invoiceNo、remark、stationName。司机/车分别存在；DAILY 不要求绑定。审批批准 N 项以 (approvalInstanceId,itemNo) 唯一落账，重复回调不重记。普通 DAILY Excel 仅通过预览辅助填充审批 items[]，TASK 仅单笔；不提供通用费用导入确认 API。当前只有充电公司专项订单使用独立确认 API 直接入账，最终仍写统一 ExpenseEntry。其它第三方来源须另行确认，不复用旧通用导入 API。</w:t>
       </w:r>
     </w:p>
     <w:p>
@@ -3119,12 +3094,12 @@
     </w:p>
     <w:p>
       <w:r>
-        <w:t>GET /driver/transport-tasks、GET /driver/transport-tasks/{id} 只返回本人参与记录、模板业务快照、当前参与状态、真实公司或外协车牌、下一步、可见重量与原始磅单只读预览。无当前操作权的历史司机仅可看历史且不出现发车/卸货操作。响应模型明确排除实际单价、信息费、任意参与工资、收入、支出、利润、达标结果与阈值；不能先返回后由前端隐藏。</w:t>
+        <w:t>GET /driver/transport-tasks、GET /driver/transport-tasks/{id} 只返回本人参与记录、模板业务快照、当前参与状态、真实公司或外协车牌、下一步、可见重量与原始磅单只读预览。无当前操作权的历史司机仅可看历史且不出现发车/卸货操作。响应模型明确排除实际单价、信息费、任意参与工资、收入、支出、利润、达标结果与阈值；不能先返回后由前端隐藏。 司机被禁用后，登录及已签发 Token 均拒绝司机业务请求；禁用有当前有效未完成任务时返回明确阻断数量。</w:t>
       </w:r>
     </w:p>
     <w:p>
       <w:r>
-        <w:t>错误以 HTTP 400/401/403/404/409/422/500 等与稳定业务码表达格式、认证、权限、范围、不存在、状态冲突、重复与业务校验。字段错误应给出 field、reason；网络失败与业务空列表在 UI 中必须不同。关键操作必须带 requestKey 或 expectedVersion，并由数据库唯一性/事务兜底；成功响应返回业务 ID、状态与可重查事实。</w:t>
+        <w:t>受保护 API 由后端功能注册表关联正式页面或按钮；读取 API 校验页面权限及数据范围，写入 API 校验按钮权限与所属页面权限。一个安全的共用读取 API 可使用内存 OR 授权；敏感资料使用受限 DTO 或专用查询入口。未注册 API 默认 403，仍执行身份、角色、审批节点、本人/参与范围、状态、并发、幂等及附件 Purpose 校验。HTTP 400/401/403/404/409/422/500 返回稳定业务码、可理解中文原因及仅供内部追踪的 requestId；前端错误弹窗不显示请求编号。</w:t>
       </w:r>
     </w:p>
     <w:sectPr>

--- a/docs/04-API接口设计说明书_V3.0.docx
+++ b/docs/04-API接口设计说明书_V3.0.docx
@@ -311,7 +311,7 @@
           </w:tcPr>
           <w:p>
             <w:r>
-              <w:t>请求必填 name、phone、driverType、idCardNo、drivingLicenseNo、status；新增账号时带 initialPassword。响应包含只读 birthDate、age 和当前车辆摘要。</w:t>
+              <w:t>请求必填 name、phone、driverType、idCardNo、drivingLicenseNo、status；新增司机时必须带 initialPassword；手机号已有账号则拒绝。响应包含只读 birthDate、age 和当前车辆摘要。</w:t>
             </w:r>
           </w:p>
         </w:tc>

--- a/docs/04-API接口设计说明书_V3.0.docx
+++ b/docs/04-API接口设计说明书_V3.0.docx
@@ -363,6 +363,9 @@
               <w:t>BUTTON_VEHICLES_ADD / BUTTON_VEHICLES_EDIT 分权；行驶证号首尾空格去除且全局唯一；车辆状态、限载与达标规则服务端校验。 货物列表独立使用 PAGE_PRODUCTS，新增、编辑及启停使用 BUTTON_PRODUCTS_MANAGE；线路模板维护为选择货物可读取货物列表，但不能据此进入货物管理或修改货物。</w:t>
             </w:r>
             <w:r/>
+            <w:r>
+              <w:t xml:space="preserve"> 车辆停用前检查该车及当前绑定车挂的待发车和在途任务；允许停用时自动解除司机和车挂绑定并留史。车挂停用前做同类任务检查，成功后自动解除车辆绑定。</w:t>
+            </w:r>
           </w:p>
         </w:tc>
       </w:tr>
@@ -421,6 +424,13 @@
                 <w:sz w:val="16"/>
               </w:rPr>
               <w:t>INTERNAL 专用；运输锁与并发校验；解绑原因及操作者留史。</w:t>
+            </w:r>
+            <w:r>
+              <w:rPr>
+                <w:rFonts w:ascii="Microsoft YaHei" w:hAnsi="Microsoft YaHei"/>
+                <w:sz w:val="16"/>
+              </w:rPr>
+              <w:t xml:space="preserve"> 停用车辆、车挂不可新建绑定；任务状态校验与解绑历史在同一事务内完成。</w:t>
             </w:r>
           </w:p>
         </w:tc>
@@ -1394,7 +1404,10 @@
                 <w:rFonts w:ascii="Microsoft YaHei" w:hAnsi="Microsoft YaHei"/>
                 <w:sz w:val="16"/>
               </w:rPr>
-              <w:t>GET /task-imports/template、POST /task-imports/preview、POST /task-imports/{id}/confirm、GET /task-imports/{id}/rows</w:t>
+              <w:t>GET /task-imports/template、POST /task-imports/preview、POST /task-imports/confirm、GET /task-imports/{id}/rows</w:t>
+            </w:r>
+            <w:r>
+              <w:t xml:space="preserve"> 预览仅读取和校验，不保存原文件、批次、行或历史；确认须重新提交同一 Excel 与 requestKey，服务端重验后保存原文件和逐行结果，历史只列实际确认批次。</w:t>
             </w:r>
           </w:p>
         </w:tc>
@@ -2628,7 +2641,10 @@
                 <w:rFonts w:ascii="Microsoft YaHei" w:hAnsi="Microsoft YaHei"/>
                 <w:sz w:val="16"/>
               </w:rPr>
-              <w:t>GET /tire-imports/template、POST /tire-imports/preview、POST /tire-imports/{id}/confirm</w:t>
+              <w:t>GET /tire-imports/template、POST /tire-imports/preview、POST /tire-imports/confirm</w:t>
+            </w:r>
+            <w:r>
+              <w:t xml:space="preserve"> 预览仅读取和校验，不保存原文件、批次、行或历史；确认须重新提交同一 Excel 与 requestKey，服务端重验后保存原文件和逐行结果，历史只列实际确认批次。</w:t>
             </w:r>
           </w:p>
         </w:tc>
@@ -2647,6 +2663,9 @@
                 <w:sz w:val="16"/>
               </w:rPr>
               <w:t>恰好四列：到货时间、物料描述、条码、胎号</w:t>
+            </w:r>
+            <w:r>
+              <w:t xml:space="preserve"> 到货时间允许 Excel 日期数值单元格（包括仅显示月日的格式），以及完整年份的常见文本格式 yyyy-M-d、yyyy/M/d、yyyy.M.d、yyyy年M月d日、yyyyMMdd，可带 HH:mm 或 HH:mm:ss。预览统一为 yyyy-MM-dd HH:mm；日期未填写时分则为 00:00，秒数按分钟精度截去。纯文本月日不推测年份，无效日期逐行报错。</w:t>
             </w:r>
           </w:p>
         </w:tc>
@@ -3102,6 +3121,21 @@
         <w:t>受保护 API 由后端功能注册表关联正式页面或按钮；读取 API 校验页面权限及数据范围，写入 API 校验按钮权限与所属页面权限。一个安全的共用读取 API 可使用内存 OR 授权；敏感资料使用受限 DTO 或专用查询入口。未注册 API 默认 403，仍执行身份、角色、审批节点、本人/参与范围、状态、并发、幂等及附件 Purpose 校验。HTTP 400/401/403/404/409/422/500 返回稳定业务码、可理解中文原因及仅供内部追踪的 requestId；前端错误弹窗不显示请求编号。</w:t>
       </w:r>
     </w:p>
+    <w:p>
+      <w:pPr/>
+      <w:r>
+        <w:t>司机管理页面增加 GET /driver-vehicle-imports/template 下载固定十列 .xlsx、POST /driver-vehicle-imports/preview 上传并返回逐行全部字段错误、POST /driver-vehicle-imports/confirm 重新上传同一文件并重验后整批事务入库。下载和预览要求 PAGE_DRIVERS；正式确认要求 BUTTON_DRIVERS_IMPORT 及父页面授权。确认不信任预览结果，不接受旧七列或九列模板，不返回初始密码。</w:t>
+      </w:r>
+      <w:r>
+        <w:t xml:space="preserve"> PUT /drivers/{id} 将司机状态改为停用时，先校验未完成任务，再在同一事务内解除其当前车辆绑定并写入历史；司机列表和详情返回当前车辆及该车辆的当前车挂，车挂列表和详情返回当前车辆及其当前司机。</w:t>
+      </w:r>
+      <w:r>
+        <w:t xml:space="preserve"> GET /bindings/vehicle-options 在司机绑定选择场景支持 onlyUnboundDriver=true：服务端仅分页返回启用且未与任何司机建立当前绑定的公司车辆；默认结果维持原范围，供车辆车挂绑定及既有只读用途使用。</w:t>
+      </w:r>
+      <w:r>
+        <w:t xml:space="preserve"> GET /bindings/trailer-options 在车辆绑定车挂的选择场景支持 onlyUnboundVehicle=true，仅分页返回启用且未与任何车辆建立当前绑定的车挂；默认结果保持原范围。</w:t>
+      </w:r>
+    </w:p>
     <w:sectPr>
       <w:pgSz w:w="12240" w:h="15840"/>
       <w:pgMar w:top="1134" w:right="1219" w:bottom="1077" w:left="1219" w:header="720" w:footer="720" w:gutter="0"/>

--- a/docs/04-API接口设计说明书_V3.0.docx
+++ b/docs/04-API接口设计说明书_V3.0.docx
@@ -560,7 +560,7 @@
                 <w:rFonts w:ascii="Microsoft YaHei" w:hAnsi="Microsoft YaHei"/>
                 <w:sz w:val="16"/>
               </w:rPr>
-              <w:t>stableCode、name、customerName、productId、起讫地、三项默认金额、备注</w:t>
+              <w:t>name、customerName、productId、起讫地、三项默认金额、备注；stableCode 不由客户端填写，由服务端创建时生成并在响应返回</w:t>
             </w:r>
           </w:p>
         </w:tc>
@@ -578,7 +578,10 @@
                 <w:rFonts w:ascii="Microsoft YaHei" w:hAnsi="Microsoft YaHei"/>
                 <w:sz w:val="16"/>
               </w:rPr>
-              <w:t>stableCode 唯一；无发布/发车/导入动作；停用阻新任务。</w:t>
+              <w:t>stableCode 由服务端生成 L 加 7 位数字（共 8 位），唯一且创建后不可修改；无发布/发车/导入动作；停用阻新任务。</w:t>
+            </w:r>
+            <w:r>
+              <w:t xml:space="preserve"> POST/PATCH 校验客户、货物、装卸货地及三项默认金额的业务唯一性；与其它模板七项完全相同时拒绝保存，返回 409 DATA_002 与明确重复提示。</w:t>
             </w:r>
           </w:p>
         </w:tc>
@@ -1287,7 +1290,7 @@
                 <w:rFonts w:ascii="Microsoft YaHei" w:hAnsi="Microsoft YaHei"/>
                 <w:sz w:val="16"/>
               </w:rPr>
-              <w:t>仅从未实际发车且未进入转派链的 UNPUBLISHED/PUBLISHED 任务；转为终态 CANCELLED，保留原参与及状态史。实际发车后或 COMPLETED 均拒绝。</w:t>
+              <w:t>仅从未实际发车且未进入转派链的 PUBLISHED 任务；转为终态 CANCELLED，保留原参与及状态史。实际发车后或 COMPLETED 均拒绝。</w:t>
             </w:r>
           </w:p>
         </w:tc>
@@ -1297,6 +1300,9 @@
     <w:p>
       <w:r>
         <w:t>TransportTask 的发布由调度批次确认或固定任务导入的正式提交完成；不提供可绕开两者强校验的任意发布 API。服务端从 Driver 读取 driverType，客户端不得以传参切换 INTERNAL/OUTSOURCED 分支。</w:t>
+      </w:r>
+      <w:r>
+        <w:t xml:space="preserve"> 固定任务 Excel 的业务日期接受 yyyy-MM-dd 和 yyyyMMdd（文本或数值），按真实日历日期校验。</w:t>
       </w:r>
     </w:p>
     <w:p>
@@ -1502,7 +1508,7 @@
                 <w:rFonts w:ascii="Microsoft YaHei" w:hAnsi="Microsoft YaHei"/>
                 <w:sz w:val="16"/>
               </w:rPr>
-              <w:t>只取有效 Participant 核定工资，含转派顺序与总额。</w:t>
+              <w:t>只取有效 Participant 核定工资，含转派顺序与总额。仅返回已完成卸货且任务状态为 COMPLETED 的参与工资；同口径适用于汇总、筛选选项和导出。</w:t>
             </w:r>
           </w:p>
         </w:tc>
@@ -2154,7 +2160,7 @@
                 <w:rFonts w:ascii="Microsoft YaHei" w:hAnsi="Microsoft YaHei"/>
                 <w:sz w:val="16"/>
               </w:rPr>
-              <w:t>DAILY 手工与 Excel 行合并为同一可编辑草稿，最终 items[] 创建一个 ApprovalInstance；TASK 先选司机后选参与任务且只提交一项。服务端逐项重验金额&gt;0、司机、车辆及权限；外协拒绝。</w:t>
+              <w:t>DAILY 手工与 Excel 行合并为同一可编辑草稿，最终 items[] 创建一个 ApprovalInstance；TASK 先选司机后选参与任务且只提交一项。服务端逐项重验金额&gt;0、司机、车辆及权限；外协拒绝。服务端根据模板费用大类逐项核对车辆能源类型：电费/临时电费仅 ELECTRIC，气费/临时气费仅 GAS；重新提交同样校验，选项返回车辆能源类型供前端提示。</w:t>
             </w:r>
           </w:p>
         </w:tc>
@@ -2529,6 +2535,16 @@
       <w:r>
         <w:t>费用明细统一包括 businessDate、vehicleId、driverId、description、amount、receiptNo、invoiceNo、remark、stationName。司机/车分别存在；DAILY 不要求绑定。审批批准 N 项以 (approvalInstanceId,itemNo) 唯一落账，重复回调不重记。普通 DAILY Excel 仅通过预览辅助填充审批 items[]，TASK 仅单笔；不提供通用费用导入确认 API。当前只有充电公司专项订单使用独立确认 API 直接入账，最终仍写统一 ExpenseEntry。其它第三方来源须另行确认，不复用旧通用导入 API。</w:t>
       </w:r>
+      <w:r>
+        <w:t xml:space="preserve"> DAILY items[] 可传可空 trailerNo（最长 64 字）；日常费用固定 Excel 模板在公司车牌后提供“车挂号”列，预览返回同名字段；审批详情和费用台账返回 trailer_no。</w:t>
+      </w:r>
+      <w:r/>
+      <w:r>
+        <w:t xml:space="preserve"> POST /expense-applications/trailer-check 批量返回车挂号存在性；预览逐行提示不存在的车挂号，提交和重新提交由服务端复核。旧固定 Excel 模板不兼容。</w:t>
+      </w:r>
+      <w:r>
+        <w:t xml:space="preserve"> POST /attachments 上传多张图片时分别使用 APPROVAL_APPLICATION 或 APPROVAL_ACTION Purpose，临时 ownerType 为 APPROVAL_UPLOAD、ownerId 为当前用户 ID。POST /approvals、POST /approvals/{id}/resubmit 和 approve/return-step/return-applicant 均用 attachmentIds 传已成功上传的图片 ID；缺省或空数组允许无图提交。申请图片绑定提交版本，处理图片绑定审批动作，GET /approvals/{id} 按版本和动作返回附件。小程序 DAILY/TASK 请求各仅一条 items，Web DAILY 保留多条。</w:t>
+      </w:r>
     </w:p>
     <w:p>
       <w:pPr/>
@@ -2757,15 +2773,8 @@
             <w:vAlign w:val="center"/>
           </w:tcPr>
           <w:p>
-            <w:pPr>
-              <w:spacing w:after="40" w:before="40"/>
-            </w:pPr>
             <w:r>
-              <w:rPr>
-                <w:rFonts w:ascii="Microsoft YaHei" w:hAnsi="Microsoft YaHei"/>
-                <w:sz w:val="16"/>
-              </w:rPr>
-              <w:t>POST /tire-requests/ocr、POST /tire-requests、GET /tire-requests/{id}</w:t>
+              <w:t>POST /tire-requests/ocr、POST /tire-requests/validate、POST /tire-requests、GET /tire-requests/{id}</w:t>
             </w:r>
           </w:p>
         </w:tc>
@@ -2775,15 +2784,8 @@
             <w:vAlign w:val="center"/>
           </w:tcPr>
           <w:p>
-            <w:pPr>
-              <w:spacing w:after="40" w:before="40"/>
-            </w:pPr>
             <w:r>
-              <w:rPr>
-                <w:rFonts w:ascii="Microsoft YaHei" w:hAnsi="Microsoft YaHei"/>
-                <w:sz w:val="16"/>
-              </w:rPr>
-              <w:t>原图、OCR 原始结果、确认胎号、库存匹配</w:t>
+              <w:t>每张照片返回 OCR 候选；validate 接收胎号列表，逐项返回库存结果与具体失败原因且不保存申请；submit 接收 templateId、requestKey 及 1～20 条 {ocrRecordId,confirmedTireNo}，一次创建一个审批实例</w:t>
             </w:r>
           </w:p>
         </w:tc>
@@ -2793,15 +2795,8 @@
             <w:vAlign w:val="center"/>
           </w:tcPr>
           <w:p>
-            <w:pPr>
-              <w:spacing w:after="40" w:before="40"/>
-            </w:pPr>
             <w:r>
-              <w:rPr>
-                <w:rFonts w:ascii="Microsoft YaHei" w:hAnsi="Microsoft YaHei"/>
-                <w:sz w:val="16"/>
-              </w:rPr>
-              <w:t>小程序发起；已申领防重；审批独立。</w:t>
+              <w:t>小程序先选已发布换胎流程，再逐张上传、选择或修改胎号、删除或重传；同批胎号唯一，全部库存校验通过才可提交；服务端提交时重验并原子保存，审批通过整批原子申领。</w:t>
             </w:r>
           </w:p>
         </w:tc>
@@ -3115,10 +3110,14 @@
       <w:r>
         <w:t>GET /driver/transport-tasks、GET /driver/transport-tasks/{id} 只返回本人参与记录、模板业务快照、当前参与状态、真实公司或外协车牌、下一步、可见重量与原始磅单只读预览。无当前操作权的历史司机仅可看历史且不出现发车/卸货操作。响应模型明确排除实际单价、信息费、任意参与工资、收入、支出、利润、达标结果与阈值；不能先返回后由前端隐藏。 司机被禁用后，登录及已签发 Token 均拒绝司机业务请求；禁用有当前有效未完成任务时返回明确阻断数量。</w:t>
       </w:r>
+      <w:r>
+        <w:t xml:space="preserve"> 司机任务列表与详情还返回当前参与司机姓名 currentDriverName，供历史参与司机识别接手人；不返回手机号或其他个人敏感信息。</w:t>
+      </w:r>
     </w:p>
     <w:p>
+      <w:r/>
       <w:r>
-        <w:t>受保护 API 由后端功能注册表关联正式页面或按钮；读取 API 校验页面权限及数据范围，写入 API 校验按钮权限与所属页面权限。一个安全的共用读取 API 可使用内存 OR 授权；敏感资料使用受限 DTO 或专用查询入口。未注册 API 默认 403，仍执行身份、角色、审批节点、本人/参与范围、状态、并发、幂等及附件 Purpose 校验。HTTP 400/401/403/404/409/422/500 返回稳定业务码、可理解中文原因及仅供内部追踪的 requestId；前端错误弹窗不显示请求编号。</w:t>
+        <w:t>GET /approvals 的 MINE、TODO、PROCESSED 范围分别仅返回本人发起、当前节点待本人处理或打回本人、本人实际审批操作的实例；列表返回业务摘要与最近处理时间。详情返回实际操作人、节点、意见、打回目标及当前换胎批次的照片与 OCR 内容。POST /tire-requests/approvals/{id}/resubmit 仅允许被打回的原申请人，校验修改后的照片、胎号及库存并在原审批实例创建新提交版本。受保护 API 由后端功能注册表关联正式页面或按钮；读取 API 校验页面权限及数据范围，写入 API 校验按钮权限与所属页面权限。一个安全的共用读取 API 可使用内存 OR 授权；敏感资料使用受限 DTO 或专用查询入口。未注册 API 默认 403，仍执行身份、角色、审批节点、本人/参与范围、状态、并发、幂等及附件 Purpose 校验。HTTP 400/401/403/404/409/422/500 返回稳定业务码、可理解中文原因及仅供内部追踪的 requestId；前端错误弹窗不显示请求编号。</w:t>
       </w:r>
     </w:p>
     <w:p>

--- a/docs/04-API接口设计说明书_V3.0.docx
+++ b/docs/04-API接口设计说明书_V3.0.docx
@@ -2545,11 +2545,20 @@
       <w:r>
         <w:t xml:space="preserve"> POST /attachments 上传多张图片时分别使用 APPROVAL_APPLICATION 或 APPROVAL_ACTION Purpose，临时 ownerType 为 APPROVAL_UPLOAD、ownerId 为当前用户 ID。POST /approvals、POST /approvals/{id}/resubmit 和 approve/return-step/return-applicant 均用 attachmentIds 传已成功上传的图片 ID；缺省或空数组允许无图提交。申请图片绑定提交版本，处理图片绑定审批动作，GET /approvals/{id} 按版本和动作返回附件。小程序 DAILY/TASK 请求各仅一条 items，Web DAILY 保留多条。</w:t>
       </w:r>
+      <w:r>
+        <w:t xml:space="preserve"> 充电订单唯一匹配任务时，生成的费用类型为 ELECTRIC，并写入充电时段对应的参与司机；未匹配时类型为 TEMP_ELECTRIC，司机为空。</w:t>
+      </w:r>
+      <w:r>
+        <w:t xml:space="preserve"> 充电来源费用人工归属或解除归属时，当前任务、费用类型和司机在同一事务内同步更新。</w:t>
+      </w:r>
     </w:p>
     <w:p>
       <w:pPr/>
       <w:r>
         <w:t>GET/POST /charging/companies、PUT /charging/companies/{id} 读取/保存当前公司表头与四字段映射；POST /charging/imports 接收原始 Excel 和只读预览确认载荷，服务端重验原文件、稳定来源订单身份、金额、零元数及数量对账，在一个事务中保留原始文件与来源订单并对正金额生成正式费用。GET /charging/imports、GET /charging/imports/{id} 返回批次及订单明细；GET /charging/imports/{id}/original-file 权限校验后下载原文件；GET /charging/source-orders/by-expense/{expenseId} 从费用追溯订单。零元订单不生成费用，不作为经营/月结支出。</w:t>
+      </w:r>
+      <w:r>
+        <w:t xml:space="preserve"> POST /charging/companies 只接收公司名称、样表表头位置与四字段映射，服务端生成来源系统标识并固定订单编号类型。PUT /charging/companies/{id} 只允许修改公司名称及映射，保留已有来源身份和订单编号类型。</w:t>
       </w:r>
     </w:p>
     <w:p>

--- a/docs/04-API接口设计说明书_V3.0.docx
+++ b/docs/04-API接口设计说明书_V3.0.docx
@@ -16,6 +16,12 @@
       </w:r>
       <w:r>
         <w:t xml:space="preserve"> POST /auth/login 接受 WEB 或 MINI 终端类型，缺省 WEB，分别签发 7 天或 30 天会话；POST /auth/logout 撤销当前会话。GET /me 返回最新角色授权。会话缓存未命中时从 MySQL 安全恢复并重新校验用户、角色、司机状态与最新权限；过期、撤销或数据库不可用时拒绝。</w:t>
+      </w:r>
+      <w:r>
+        <w:t> PUT /users/{id} 的 phone 必须与原登录账号一致，否则返回 SYS_002、提示“登录账号创建后不可修改”，不得写入任何用户资料；新增账号仍填写 phone。</w:t>
+      </w:r>
+      <w:r>
+        <w:t> GET /mini-dispatch/tasks 支持 businessDate、status 和分页，状态省略或空值表示全部，非法状态拒绝。GET /mini-dispatch/tasks/{id} 返回只读任务详情，要求 PAGE_MINI_DISPATCH 且为非司机账号；不存在任务沿用 ROUTE_001 业务错误，不扩大既有业务接口权限。</w:t>
       </w:r>
     </w:p>
     <w:p>
@@ -436,7 +442,11 @@
         </w:tc>
       </w:tr>
     </w:tbl>
-    <w:p/>
+    <w:p>
+      <w:r>
+        <w:t xml:space="preserve"> 用户创建/更新请求与响应增加 name（去空格，1～128字符），/me.name 采用司机档案优先的唯一来源。</w:t>
+      </w:r>
+    </w:p>
     <w:p>
       <w:pPr>
         <w:pStyle w:val="Heading1"/>
@@ -1296,7 +1306,11 @@
         </w:tc>
       </w:tr>
     </w:tbl>
-    <w:p/>
+    <w:p>
+      <w:r>
+        <w:t xml:space="preserve"> 新增 /api/v1/mini-dispatch：GET templates、driver-options、tasks；POST preview、confirm（恰好一行的 DispatchBatchRequest / DispatchConfirmRequest）；GET tasks/{id}/transfer-context；POST tasks/{id}/transfer、cancel 复用正式请求及业务服务。列表仅返回必要任务投影，转单上下文只提供参与人及工资核定字段。</w:t>
+      </w:r>
+    </w:p>
     <w:p>
       <w:r>
         <w:t>TransportTask 的发布由调度批次确认或固定任务导入的正式提交完成；不提供可绕开两者强校验的任意发布 API。服务端从 Driver 读取 driverType，客户端不得以传参切换 INTERNAL/OUTSOURCED 分支。</w:t>
